--- a/cv/Byazit Bostami.docx
+++ b/cv/Byazit Bostami.docx
@@ -54,8 +54,7 @@
         </w:rPr>
       </w:r>
       <w:bookmarkStart w:id="0" w:name="docs-internal-guid-2b579e41-7fff-5c3b-36"/>
-      <w:bookmarkStart w:id="1" w:name="docs-internal-guid-2b579e41-7fff-5c3b-36"/>
-      <w:bookmarkEnd w:id="1"/>
+      <w:bookmarkEnd w:id="0"/>
     </w:p>
     <w:tbl>
       <w:tblPr>
@@ -170,7 +169,7 @@
         <mc:AlternateContent>
           <mc:Choice Requires="wps">
             <w:drawing>
-              <wp:anchor behindDoc="0" distT="10160" distB="10160" distL="0" distR="635" simplePos="0" locked="0" layoutInCell="0" allowOverlap="1" relativeHeight="4">
+              <wp:anchor distT="10160" distB="10160" distL="0" distR="635" simplePos="0" relativeHeight="4" behindDoc="0" locked="0" layoutInCell="0" allowOverlap="1">
                 <wp:simplePos x="0" y="0"/>
                 <wp:positionH relativeFrom="margin">
                   <wp:align>left</wp:align>
@@ -216,7 +215,7 @@
           </mc:Choice>
           <mc:Fallback>
             <w:pict>
-              <v:line id="shape_0" from="0pt,0.95pt" to="510.3pt,0.95pt" ID="Rak koppling 20" stroked="t" o:allowincell="f" style="position:absolute;mso-position-horizontal:left;mso-position-horizontal-relative:margin">
+              <v:line id="shape_0" from="0pt,0.95pt" to="510.3pt,0.95pt" stroked="t" o:allowincell="f" style="position:absolute;mso-position-horizontal:left;mso-position-horizontal-relative:margin">
                 <v:stroke color="black" weight="19080" joinstyle="miter" endcap="flat"/>
                 <v:fill o:detectmouseclick="t" on="false"/>
                 <w10:wrap type="none"/>
@@ -1578,7 +1577,7 @@
         <mc:AlternateContent>
           <mc:Choice Requires="wps">
             <w:drawing>
-              <wp:anchor behindDoc="0" distT="10160" distB="9525" distL="0" distR="635" simplePos="0" locked="0" layoutInCell="0" allowOverlap="1" relativeHeight="3">
+              <wp:anchor distT="10160" distB="9525" distL="0" distR="635" simplePos="0" relativeHeight="3" behindDoc="0" locked="0" layoutInCell="0" allowOverlap="1">
                 <wp:simplePos x="0" y="0"/>
                 <wp:positionH relativeFrom="margin">
                   <wp:align>left</wp:align>
@@ -1624,7 +1623,7 @@
           </mc:Choice>
           <mc:Fallback>
             <w:pict>
-              <v:line id="shape_0" from="0pt,0.35pt" to="510.35pt,0.35pt" ID="Rak koppling 19" stroked="t" o:allowincell="f" style="position:absolute;mso-position-horizontal:left;mso-position-horizontal-relative:margin">
+              <v:line id="shape_0" from="0pt,0.35pt" to="510.35pt,0.35pt" stroked="t" o:allowincell="f" style="position:absolute;mso-position-horizontal:left;mso-position-horizontal-relative:margin">
                 <v:stroke color="black" weight="19080" joinstyle="miter" endcap="flat"/>
                 <v:fill o:detectmouseclick="t" on="false"/>
                 <w10:wrap type="none"/>
@@ -1679,7 +1678,7 @@
         <mc:AlternateContent>
           <mc:Choice Requires="wps">
             <w:drawing>
-              <wp:anchor behindDoc="0" distT="10160" distB="9525" distL="0" distR="635" simplePos="0" locked="0" layoutInCell="0" allowOverlap="1" relativeHeight="2">
+              <wp:anchor distT="10160" distB="9525" distL="0" distR="635" simplePos="0" relativeHeight="2" behindDoc="0" locked="0" layoutInCell="0" allowOverlap="1">
                 <wp:simplePos x="0" y="0"/>
                 <wp:positionH relativeFrom="margin">
                   <wp:align>left</wp:align>
@@ -1725,7 +1724,7 @@
           </mc:Choice>
           <mc:Fallback>
             <w:pict>
-              <v:line id="shape_0" from="0pt,11.15pt" to="510.35pt,11.15pt" ID="Rak koppling 9" stroked="t" o:allowincell="f" style="position:absolute;mso-position-horizontal:left;mso-position-horizontal-relative:margin">
+              <v:line id="shape_0" from="0pt,11.15pt" to="510.35pt,11.15pt" stroked="t" o:allowincell="f" style="position:absolute;mso-position-horizontal:left;mso-position-horizontal-relative:margin">
                 <v:stroke color="black" weight="19080" joinstyle="miter" endcap="flat"/>
                 <v:fill o:detectmouseclick="t" on="false"/>
                 <w10:wrap type="none"/>
@@ -1736,7 +1735,7 @@
         <mc:AlternateContent>
           <mc:Choice Requires="wps">
             <w:drawing>
-              <wp:anchor behindDoc="0" distT="10160" distB="9525" distL="0" distR="635" simplePos="0" locked="0" layoutInCell="0" allowOverlap="1" relativeHeight="7">
+              <wp:anchor distT="10160" distB="9525" distL="0" distR="635" simplePos="0" relativeHeight="7" behindDoc="0" locked="0" layoutInCell="0" allowOverlap="1">
                 <wp:simplePos x="0" y="0"/>
                 <wp:positionH relativeFrom="margin">
                   <wp:align>left</wp:align>
@@ -1782,7 +1781,7 @@
           </mc:Choice>
           <mc:Fallback>
             <w:pict>
-              <v:line id="shape_0" from="0pt,11.15pt" to="510.35pt,11.15pt" ID="Rak koppling 1" stroked="t" o:allowincell="f" style="position:absolute;mso-position-horizontal:left;mso-position-horizontal-relative:margin">
+              <v:line id="shape_0" from="0pt,11.15pt" to="510.35pt,11.15pt" stroked="t" o:allowincell="f" style="position:absolute;mso-position-horizontal:left;mso-position-horizontal-relative:margin">
                 <v:stroke color="black" weight="19080" joinstyle="miter" endcap="flat"/>
                 <v:fill o:detectmouseclick="t" on="false"/>
                 <w10:wrap type="none"/>
@@ -1793,7 +1792,7 @@
         <mc:AlternateContent>
           <mc:Choice Requires="wps">
             <w:drawing>
-              <wp:anchor behindDoc="0" distT="10160" distB="9525" distL="0" distR="635" simplePos="0" locked="0" layoutInCell="0" allowOverlap="1" relativeHeight="8">
+              <wp:anchor distT="10160" distB="9525" distL="0" distR="635" simplePos="0" relativeHeight="8" behindDoc="0" locked="0" layoutInCell="0" allowOverlap="1">
                 <wp:simplePos x="0" y="0"/>
                 <wp:positionH relativeFrom="margin">
                   <wp:align>left</wp:align>
@@ -1839,7 +1838,7 @@
           </mc:Choice>
           <mc:Fallback>
             <w:pict>
-              <v:line id="shape_0" from="0pt,11.15pt" to="510.35pt,11.15pt" ID="Rak koppling 2" stroked="t" o:allowincell="f" style="position:absolute;mso-position-horizontal:left;mso-position-horizontal-relative:margin">
+              <v:line id="shape_0" from="0pt,11.15pt" to="510.35pt,11.15pt" stroked="t" o:allowincell="f" style="position:absolute;mso-position-horizontal:left;mso-position-horizontal-relative:margin">
                 <v:stroke color="black" weight="19080" joinstyle="miter" endcap="flat"/>
                 <v:fill o:detectmouseclick="t" on="false"/>
                 <w10:wrap type="none"/>
@@ -1850,7 +1849,7 @@
         <mc:AlternateContent>
           <mc:Choice Requires="wps">
             <w:drawing>
-              <wp:anchor behindDoc="0" distT="10160" distB="9525" distL="0" distR="635" simplePos="0" locked="0" layoutInCell="0" allowOverlap="1" relativeHeight="9">
+              <wp:anchor distT="10160" distB="9525" distL="0" distR="635" simplePos="0" relativeHeight="9" behindDoc="0" locked="0" layoutInCell="0" allowOverlap="1">
                 <wp:simplePos x="0" y="0"/>
                 <wp:positionH relativeFrom="margin">
                   <wp:align>left</wp:align>
@@ -1896,7 +1895,7 @@
           </mc:Choice>
           <mc:Fallback>
             <w:pict>
-              <v:line id="shape_0" from="0pt,11.15pt" to="510.35pt,11.15pt" ID="Rak koppling 3" stroked="t" o:allowincell="f" style="position:absolute;mso-position-horizontal:left;mso-position-horizontal-relative:margin">
+              <v:line id="shape_0" from="0pt,11.15pt" to="510.35pt,11.15pt" stroked="t" o:allowincell="f" style="position:absolute;mso-position-horizontal:left;mso-position-horizontal-relative:margin">
                 <v:stroke color="black" weight="19080" joinstyle="miter" endcap="flat"/>
                 <v:fill o:detectmouseclick="t" on="false"/>
                 <w10:wrap type="none"/>
@@ -1907,7 +1906,7 @@
         <mc:AlternateContent>
           <mc:Choice Requires="wps">
             <w:drawing>
-              <wp:anchor behindDoc="0" distT="10160" distB="9525" distL="0" distR="635" simplePos="0" locked="0" layoutInCell="0" allowOverlap="1" relativeHeight="11">
+              <wp:anchor distT="10160" distB="9525" distL="0" distR="635" simplePos="0" relativeHeight="10" behindDoc="0" locked="0" layoutInCell="0" allowOverlap="1">
                 <wp:simplePos x="0" y="0"/>
                 <wp:positionH relativeFrom="margin">
                   <wp:align>left</wp:align>
@@ -1953,7 +1952,7 @@
           </mc:Choice>
           <mc:Fallback>
             <w:pict>
-              <v:line id="shape_0" from="0pt,11.15pt" to="510.35pt,11.15pt" ID="Rak koppling 4" stroked="t" o:allowincell="f" style="position:absolute;mso-position-horizontal:left;mso-position-horizontal-relative:margin">
+              <v:line id="shape_0" from="0pt,11.15pt" to="510.35pt,11.15pt" stroked="t" o:allowincell="f" style="position:absolute;mso-position-horizontal:left;mso-position-horizontal-relative:margin">
                 <v:stroke color="black" weight="19080" joinstyle="miter" endcap="flat"/>
                 <v:fill o:detectmouseclick="t" on="false"/>
                 <w10:wrap type="none"/>
@@ -1964,7 +1963,7 @@
         <mc:AlternateContent>
           <mc:Choice Requires="wps">
             <w:drawing>
-              <wp:anchor behindDoc="0" distT="10160" distB="9525" distL="0" distR="635" simplePos="0" locked="0" layoutInCell="0" allowOverlap="1" relativeHeight="12">
+              <wp:anchor distT="10160" distB="9525" distL="0" distR="635" simplePos="0" relativeHeight="11" behindDoc="0" locked="0" layoutInCell="0" allowOverlap="1">
                 <wp:simplePos x="0" y="0"/>
                 <wp:positionH relativeFrom="margin">
                   <wp:align>left</wp:align>
@@ -2010,7 +2009,7 @@
           </mc:Choice>
           <mc:Fallback>
             <w:pict>
-              <v:line id="shape_0" from="0pt,11.15pt" to="510.35pt,11.15pt" ID="Rak koppling 5" stroked="t" o:allowincell="f" style="position:absolute;mso-position-horizontal:left;mso-position-horizontal-relative:margin">
+              <v:line id="shape_0" from="0pt,11.15pt" to="510.35pt,11.15pt" stroked="t" o:allowincell="f" style="position:absolute;mso-position-horizontal:left;mso-position-horizontal-relative:margin">
                 <v:stroke color="black" weight="19080" joinstyle="miter" endcap="flat"/>
                 <v:fill o:detectmouseclick="t" on="false"/>
                 <w10:wrap type="none"/>
@@ -2021,7 +2020,7 @@
         <mc:AlternateContent>
           <mc:Choice Requires="wps">
             <w:drawing>
-              <wp:anchor behindDoc="0" distT="10160" distB="9525" distL="0" distR="635" simplePos="0" locked="0" layoutInCell="0" allowOverlap="1" relativeHeight="13">
+              <wp:anchor distT="10160" distB="9525" distL="0" distR="635" simplePos="0" relativeHeight="12" behindDoc="0" locked="0" layoutInCell="0" allowOverlap="1">
                 <wp:simplePos x="0" y="0"/>
                 <wp:positionH relativeFrom="margin">
                   <wp:align>left</wp:align>
@@ -2067,7 +2066,7 @@
           </mc:Choice>
           <mc:Fallback>
             <w:pict>
-              <v:line id="shape_0" from="0pt,11.15pt" to="510.35pt,11.15pt" ID="Rak koppling 6" stroked="t" o:allowincell="f" style="position:absolute;mso-position-horizontal:left;mso-position-horizontal-relative:margin">
+              <v:line id="shape_0" from="0pt,11.15pt" to="510.35pt,11.15pt" stroked="t" o:allowincell="f" style="position:absolute;mso-position-horizontal:left;mso-position-horizontal-relative:margin">
                 <v:stroke color="black" weight="19080" joinstyle="miter" endcap="flat"/>
                 <v:fill o:detectmouseclick="t" on="false"/>
                 <w10:wrap type="none"/>
@@ -2078,7 +2077,7 @@
         <mc:AlternateContent>
           <mc:Choice Requires="wps">
             <w:drawing>
-              <wp:anchor behindDoc="0" distT="10160" distB="9525" distL="0" distR="635" simplePos="0" locked="0" layoutInCell="0" allowOverlap="1" relativeHeight="14">
+              <wp:anchor distT="10160" distB="9525" distL="0" distR="635" simplePos="0" relativeHeight="13" behindDoc="0" locked="0" layoutInCell="0" allowOverlap="1">
                 <wp:simplePos x="0" y="0"/>
                 <wp:positionH relativeFrom="margin">
                   <wp:align>left</wp:align>
@@ -2124,7 +2123,7 @@
           </mc:Choice>
           <mc:Fallback>
             <w:pict>
-              <v:line id="shape_0" from="0pt,11.15pt" to="510.35pt,11.15pt" ID="Rak koppling 7" stroked="t" o:allowincell="f" style="position:absolute;mso-position-horizontal:left;mso-position-horizontal-relative:margin">
+              <v:line id="shape_0" from="0pt,11.15pt" to="510.35pt,11.15pt" stroked="t" o:allowincell="f" style="position:absolute;mso-position-horizontal:left;mso-position-horizontal-relative:margin">
                 <v:stroke color="black" weight="19080" joinstyle="miter" endcap="flat"/>
                 <v:fill o:detectmouseclick="t" on="false"/>
                 <w10:wrap type="none"/>
@@ -2141,17 +2140,7 @@
           <w:szCs w:val="26"/>
           <w:lang w:val="en-GB"/>
         </w:rPr>
-        <w:t xml:space="preserve">Upwork </w:t>
-      </w:r>
-      <w:r>
-        <w:rPr>
-          <w:rFonts w:cs="Arial" w:ascii="Carlito" w:hAnsi="Carlito"/>
-          <w:color w:themeColor="dark1" w:themeTint="a6" w:val="595959"/>
-          <w:sz w:val="26"/>
-          <w:szCs w:val="26"/>
-          <w:lang w:val="en-GB"/>
-        </w:rPr>
-        <w:t>(Stockholm)</w:t>
+        <w:t>Upwork (Stockholm)</w:t>
       </w:r>
     </w:p>
     <w:p>
@@ -2168,14 +2157,7 @@
           <w:rFonts w:cs="Arial" w:ascii="Carlito" w:hAnsi="Carlito"/>
           <w:lang w:val="en-GB"/>
         </w:rPr>
-        <w:t>May</w:t>
-      </w:r>
-      <w:r>
-        <w:rPr>
-          <w:rFonts w:cs="Arial" w:ascii="Carlito" w:hAnsi="Carlito"/>
-          <w:lang w:val="en-GB"/>
-        </w:rPr>
-        <w:t xml:space="preserve"> 2025 - </w:t>
+        <w:t xml:space="preserve">May 2025 - </w:t>
       </w:r>
     </w:p>
     <w:p>
@@ -2206,7 +2188,17 @@
           <w:szCs w:val="26"/>
           <w:lang w:val="en-GB"/>
         </w:rPr>
-        <w:t>DevOps Engineer</w:t>
+        <w:t xml:space="preserve">DevOps Engineer </w:t>
+      </w:r>
+      <w:r>
+        <w:rPr>
+          <w:rFonts w:cs="Arial" w:ascii="Carlito" w:hAnsi="Carlito"/>
+          <w:color w:val="000000"/>
+          <w:sz w:val="26"/>
+          <w:szCs w:val="26"/>
+          <w:lang w:val="en-GB"/>
+        </w:rPr>
+        <w:t xml:space="preserve">with </w:t>
       </w:r>
       <w:r>
         <w:rPr>
@@ -2218,41 +2210,7 @@
           <w:szCs w:val="26"/>
           <w:lang w:val="en-GB"/>
         </w:rPr>
-        <w:t xml:space="preserve"> </w:t>
-      </w:r>
-      <w:r>
-        <w:rPr>
-          <w:rFonts w:cs="Arial" w:ascii="Carlito" w:hAnsi="Carlito"/>
-          <w:color w:val="000000"/>
-          <w:sz w:val="26"/>
-          <w:szCs w:val="26"/>
-          <w:lang w:val="en-GB"/>
-        </w:rPr>
-        <w:t xml:space="preserve">with </w:t>
-      </w:r>
-      <w:r>
-        <w:rPr>
-          <w:rFonts w:cs="Arial" w:ascii="Carlito" w:hAnsi="Carlito"/>
-          <w:b w:val="false"/>
-          <w:bCs w:val="false"/>
-          <w:color w:val="000000"/>
-          <w:sz w:val="26"/>
-          <w:szCs w:val="26"/>
-          <w:lang w:val="en-GB"/>
-        </w:rPr>
-        <w:t>5 years of hands-on experience</w:t>
-      </w:r>
-      <w:r>
-        <w:rPr>
-          <w:rFonts w:cs="Arial" w:ascii="Carlito" w:hAnsi="Carlito"/>
-          <w:b w:val="false"/>
-          <w:bCs w:val="false"/>
-          <w:color w:val="000000"/>
-          <w:sz w:val="26"/>
-          <w:szCs w:val="26"/>
-          <w:lang w:val="en-GB"/>
-        </w:rPr>
-        <w:t xml:space="preserve"> </w:t>
+        <w:t xml:space="preserve">5 years of hands-on experience </w:t>
       </w:r>
       <w:r>
         <w:rPr>
@@ -2759,6 +2717,22 @@
           <w:rStyle w:val="Strong"/>
           <w:rFonts w:ascii="Carlito" w:hAnsi="Carlito" w:cs="Arial"/>
           <w:i w:val="false"/>
+          <w:caps w:val="false"/>
+          <w:smallCaps w:val="false"/>
+          <w:strike w:val="false"/>
+          <w:dstrike w:val="false"/>
+          <w:color w:themeColor="dark1" w:themeTint="a6" w:val="595959"/>
+          <w:sz w:val="26"/>
+          <w:szCs w:val="26"/>
+          <w:u w:val="none"/>
+          <w:effect w:val="none"/>
+          <w:shd w:fill="auto" w:val="clear"/>
+          <w:lang w:val="en-GB"/>
+        </w:rPr>
+      </w:pPr>
+      <w:r>
+        <w:rPr>
+          <w:rFonts w:cs="Arial" w:ascii="Carlito" w:hAnsi="Carlito"/>
           <w:i w:val="false"/>
           <w:caps w:val="false"/>
           <w:smallCaps w:val="false"/>
@@ -2772,9 +2746,17 @@
           <w:shd w:fill="auto" w:val="clear"/>
           <w:lang w:val="en-GB"/>
         </w:rPr>
-      </w:pPr>
-      <w:r>
-        <w:rPr>
+      </w:r>
+    </w:p>
+    <w:p>
+      <w:pPr>
+        <w:pStyle w:val="Normal"/>
+        <w:spacing w:lineRule="auto" w:line="240" w:before="0" w:after="80"/>
+        <w:rPr/>
+      </w:pPr>
+      <w:r>
+        <w:rPr>
+          <w:rStyle w:val="Strong"/>
           <w:rFonts w:cs="Arial" w:ascii="Carlito" w:hAnsi="Carlito"/>
           <w:i w:val="false"/>
           <w:caps w:val="false"/>
@@ -2789,31 +2771,6 @@
           <w:shd w:fill="auto" w:val="clear"/>
           <w:lang w:val="en-GB"/>
         </w:rPr>
-      </w:r>
-    </w:p>
-    <w:p>
-      <w:pPr>
-        <w:pStyle w:val="Normal"/>
-        <w:spacing w:lineRule="auto" w:line="240" w:before="0" w:after="80"/>
-        <w:rPr/>
-      </w:pPr>
-      <w:r>
-        <w:rPr>
-          <w:rStyle w:val="Strong"/>
-          <w:rFonts w:cs="Arial" w:ascii="Carlito" w:hAnsi="Carlito"/>
-          <w:i w:val="false"/>
-          <w:caps w:val="false"/>
-          <w:smallCaps w:val="false"/>
-          <w:strike w:val="false"/>
-          <w:dstrike w:val="false"/>
-          <w:color w:themeColor="dark1" w:themeTint="a6" w:val="595959"/>
-          <w:sz w:val="26"/>
-          <w:szCs w:val="26"/>
-          <w:u w:val="none"/>
-          <w:effect w:val="none"/>
-          <w:shd w:fill="auto" w:val="clear"/>
-          <w:lang w:val="en-GB"/>
-        </w:rPr>
         <w:t>Vendor Network App</w:t>
       </w:r>
     </w:p>
@@ -2833,7 +2790,6 @@
         <w:rPr>
           <w:rFonts w:ascii="Carlito" w:hAnsi="Carlito" w:cs="Arial"/>
           <w:b w:val="false"/>
-          <w:i w:val="false"/>
           <w:i w:val="false"/>
           <w:caps w:val="false"/>
           <w:smallCaps w:val="false"/>
@@ -3981,96 +3937,6 @@
     <w:p>
       <w:pPr>
         <w:pStyle w:val="Normal"/>
-        <w:spacing w:lineRule="auto" w:line="240" w:before="0" w:after="0"/>
-        <w:rPr>
-          <w:color w:val="595959"/>
-        </w:rPr>
-      </w:pPr>
-      <w:r>
-        <w:rPr>
-          <w:color w:val="595959"/>
-        </w:rPr>
-      </w:r>
-    </w:p>
-    <w:p>
-      <w:pPr>
-        <w:pStyle w:val="Normal"/>
-        <w:spacing w:lineRule="auto" w:line="240" w:before="0" w:after="0"/>
-        <w:rPr>
-          <w:rFonts w:ascii="Carlito" w:hAnsi="Carlito"/>
-          <w:b w:val="false"/>
-          <w:bCs w:val="false"/>
-          <w:color w:val="595959"/>
-        </w:rPr>
-      </w:pPr>
-      <w:r>
-        <w:rPr>
-          <w:rFonts w:ascii="Carlito" w:hAnsi="Carlito"/>
-          <w:b w:val="false"/>
-          <w:bCs w:val="false"/>
-          <w:color w:val="595959"/>
-        </w:rPr>
-      </w:r>
-    </w:p>
-    <w:p>
-      <w:pPr>
-        <w:pStyle w:val="Normal"/>
-        <w:spacing w:lineRule="auto" w:line="240"/>
-        <w:rPr>
-          <w:rFonts w:ascii="Carlito" w:hAnsi="Carlito"/>
-        </w:rPr>
-      </w:pPr>
-      <w:r>
-        <w:rPr>
-          <w:rFonts w:ascii="Carlito" w:hAnsi="Carlito"/>
-        </w:rPr>
-      </w:r>
-    </w:p>
-    <w:p>
-      <w:pPr>
-        <w:pStyle w:val="Normal"/>
-        <w:spacing w:lineRule="auto" w:line="240"/>
-        <w:rPr>
-          <w:rFonts w:ascii="Carlito" w:hAnsi="Carlito"/>
-        </w:rPr>
-      </w:pPr>
-      <w:r>
-        <w:rPr>
-          <w:rFonts w:ascii="Carlito" w:hAnsi="Carlito"/>
-        </w:rPr>
-      </w:r>
-    </w:p>
-    <w:p>
-      <w:pPr>
-        <w:pStyle w:val="Normal"/>
-        <w:spacing w:lineRule="auto" w:line="240"/>
-        <w:rPr>
-          <w:rFonts w:ascii="Carlito" w:hAnsi="Carlito"/>
-        </w:rPr>
-      </w:pPr>
-      <w:r>
-        <w:rPr>
-          <w:rFonts w:ascii="Carlito" w:hAnsi="Carlito"/>
-        </w:rPr>
-      </w:r>
-    </w:p>
-    <w:p>
-      <w:pPr>
-        <w:pStyle w:val="Normal"/>
-        <w:spacing w:lineRule="auto" w:line="240"/>
-        <w:rPr>
-          <w:rFonts w:ascii="Carlito" w:hAnsi="Carlito"/>
-        </w:rPr>
-      </w:pPr>
-      <w:r>
-        <w:rPr>
-          <w:rFonts w:ascii="Carlito" w:hAnsi="Carlito"/>
-        </w:rPr>
-      </w:r>
-    </w:p>
-    <w:p>
-      <w:pPr>
-        <w:pStyle w:val="Normal"/>
         <w:spacing w:lineRule="auto" w:line="240"/>
         <w:rPr>
           <w:rFonts w:ascii="Carlito" w:hAnsi="Carlito" w:cs="Arial"/>
@@ -4088,6 +3954,50 @@
           <w:szCs w:val="36"/>
           <w:lang w:val="en-GB"/>
         </w:rPr>
+      </w:r>
+    </w:p>
+    <w:p>
+      <w:pPr>
+        <w:pStyle w:val="Normal"/>
+        <w:spacing w:lineRule="auto" w:line="240"/>
+        <w:rPr>
+          <w:rFonts w:ascii="Carlito" w:hAnsi="Carlito" w:cs="Arial"/>
+          <w:color w:themeColor="dark1" w:themeTint="a6" w:val="595959"/>
+          <w:sz w:val="36"/>
+          <w:szCs w:val="36"/>
+          <w:lang w:val="en-GB"/>
+        </w:rPr>
+      </w:pPr>
+      <w:r>
+        <w:rPr>
+          <w:rFonts w:cs="Arial" w:ascii="Carlito" w:hAnsi="Carlito"/>
+          <w:color w:themeColor="dark1" w:themeTint="a6" w:val="595959"/>
+          <w:sz w:val="36"/>
+          <w:szCs w:val="36"/>
+          <w:lang w:val="en-GB"/>
+        </w:rPr>
+      </w:r>
+    </w:p>
+    <w:p>
+      <w:pPr>
+        <w:pStyle w:val="Normal"/>
+        <w:spacing w:lineRule="auto" w:line="240"/>
+        <w:rPr>
+          <w:rFonts w:ascii="Carlito" w:hAnsi="Carlito" w:cs="Arial"/>
+          <w:color w:themeColor="dark1" w:themeTint="a6" w:val="595959"/>
+          <w:sz w:val="36"/>
+          <w:szCs w:val="36"/>
+          <w:lang w:val="en-GB"/>
+        </w:rPr>
+      </w:pPr>
+      <w:r>
+        <w:rPr>
+          <w:rFonts w:cs="Arial" w:ascii="Carlito" w:hAnsi="Carlito"/>
+          <w:color w:themeColor="dark1" w:themeTint="a6" w:val="595959"/>
+          <w:sz w:val="36"/>
+          <w:szCs w:val="36"/>
+          <w:lang w:val="en-GB"/>
+        </w:rPr>
         <w:t>EDUCATIONAL BACKGROUND</w:t>
       </w:r>
     </w:p>
@@ -4104,7 +4014,7 @@
         <mc:AlternateContent>
           <mc:Choice Requires="wps">
             <w:drawing>
-              <wp:anchor behindDoc="0" distT="9525" distB="10160" distL="635" distR="0" simplePos="0" locked="0" layoutInCell="0" allowOverlap="1" relativeHeight="5">
+              <wp:anchor distT="9525" distB="10160" distL="635" distR="0" simplePos="0" relativeHeight="5" behindDoc="0" locked="0" layoutInCell="0" allowOverlap="1">
                 <wp:simplePos x="0" y="0"/>
                 <wp:positionH relativeFrom="margin">
                   <wp:posOffset>0</wp:posOffset>
@@ -4150,7 +4060,7 @@
           </mc:Choice>
           <mc:Fallback>
             <w:pict>
-              <v:line id="shape_0" from="0pt,10.85pt" to="510.3pt,10.85pt" ID="Rak koppling 21" stroked="t" o:allowincell="f" style="position:absolute;mso-position-horizontal-relative:margin">
+              <v:line id="shape_0" from="0pt,10.85pt" to="510.3pt,10.85pt" stroked="t" o:allowincell="f" style="position:absolute;mso-position-horizontal-relative:margin">
                 <v:stroke color="black" weight="19080" joinstyle="miter" endcap="flat"/>
                 <v:fill o:detectmouseclick="t" on="false"/>
                 <w10:wrap type="none"/>
@@ -4229,8 +4139,8 @@
         </w:rPr>
         <w:t xml:space="preserve">LANGUAGE </w:t>
       </w:r>
-      <w:bookmarkStart w:id="2" w:name="docs-internal-guid-0bd864d2-7fff-bb8f-d6"/>
-      <w:bookmarkEnd w:id="2"/>
+      <w:bookmarkStart w:id="1" w:name="docs-internal-guid-0bd864d2-7fff-bb8f-d6"/>
+      <w:bookmarkEnd w:id="1"/>
       <w:r>
         <w:rPr>
           <w:rFonts w:cs="Arial" w:ascii="Carlito" w:hAnsi="Carlito"/>
@@ -4263,7 +4173,7 @@
         <mc:AlternateContent>
           <mc:Choice Requires="wps">
             <w:drawing>
-              <wp:anchor behindDoc="0" distT="10160" distB="10160" distL="0" distR="635" simplePos="0" locked="0" layoutInCell="0" allowOverlap="1" relativeHeight="6">
+              <wp:anchor distT="10160" distB="10160" distL="0" distR="635" simplePos="0" relativeHeight="6" behindDoc="0" locked="0" layoutInCell="0" allowOverlap="1">
                 <wp:simplePos x="0" y="0"/>
                 <wp:positionH relativeFrom="margin">
                   <wp:align>left</wp:align>
@@ -4309,7 +4219,7 @@
           </mc:Choice>
           <mc:Fallback>
             <w:pict>
-              <v:line id="shape_0" from="0pt,0.95pt" to="510.3pt,0.95pt" ID="Rak koppling 22" stroked="t" o:allowincell="f" style="position:absolute;mso-position-horizontal:left;mso-position-horizontal-relative:margin">
+              <v:line id="shape_0" from="0pt,0.95pt" to="510.3pt,0.95pt" stroked="t" o:allowincell="f" style="position:absolute;mso-position-horizontal:left;mso-position-horizontal-relative:margin">
                 <v:stroke color="black" weight="19080" joinstyle="miter" endcap="flat"/>
                 <v:fill o:detectmouseclick="t" on="false"/>
                 <w10:wrap type="none"/>
@@ -4383,6 +4293,532 @@
           <w:lang w:val="en-GB"/>
         </w:rPr>
         <w:t xml:space="preserve"> Fluent, mother-tongue</w:t>
+      </w:r>
+    </w:p>
+    <w:p>
+      <w:pPr>
+        <w:pStyle w:val="Normal"/>
+        <w:spacing w:lineRule="auto" w:line="240" w:before="0" w:after="160"/>
+        <w:rPr>
+          <w:rFonts w:ascii="Carlito" w:hAnsi="Carlito" w:cs="Arial"/>
+          <w:color w:val="000000"/>
+          <w:lang w:val="en-GB"/>
+        </w:rPr>
+      </w:pPr>
+      <w:r>
+        <w:rPr>
+          <w:rFonts w:cs="Arial" w:ascii="Carlito" w:hAnsi="Carlito"/>
+          <w:color w:val="000000"/>
+          <w:lang w:val="en-GB"/>
+        </w:rPr>
+      </w:r>
+    </w:p>
+    <w:p>
+      <w:pPr>
+        <w:pStyle w:val="BodyText"/>
+        <w:rPr>
+          <w:color w:val="000000"/>
+        </w:rPr>
+      </w:pPr>
+      <w:r>
+        <w:rPr>
+          <w:color w:val="000000"/>
+        </w:rPr>
+        <w:t>You are the Senior Vice President of Talent Acquisition at a hyper-competitive Fortune 500 company. Your CEO has just handed you a shortlist of candidates for a critical leadership/senior role and has explicitly flagged one CV as their top choice.</w:t>
+      </w:r>
+    </w:p>
+    <w:p>
+      <w:pPr>
+        <w:pStyle w:val="BodyText"/>
+        <w:rPr>
+          <w:color w:val="000000"/>
+        </w:rPr>
+      </w:pPr>
+      <w:r>
+        <w:rPr>
+          <w:color w:val="000000"/>
+        </w:rPr>
+        <w:t>I will now paste my CV on top. Your task is to simulate a high-stakes internal review meeting.</w:t>
+      </w:r>
+    </w:p>
+    <w:p>
+      <w:pPr>
+        <w:pStyle w:val="BodyText"/>
+        <w:rPr>
+          <w:color w:val="000000"/>
+        </w:rPr>
+      </w:pPr>
+      <w:r>
+        <w:rPr>
+          <w:b/>
+          <w:color w:val="000000"/>
+        </w:rPr>
+        <w:t>Your Instructions:</w:t>
+      </w:r>
+    </w:p>
+    <w:p>
+      <w:pPr>
+        <w:pStyle w:val="BodyText"/>
+        <w:numPr>
+          <w:ilvl w:val="0"/>
+          <w:numId w:val="10"/>
+        </w:numPr>
+        <w:tabs>
+          <w:tab w:val="clear" w:pos="1304"/>
+          <w:tab w:val="left" w:pos="0" w:leader="none"/>
+        </w:tabs>
+        <w:ind w:hanging="283" w:start="709"/>
+        <w:rPr>
+          <w:color w:val="000000"/>
+        </w:rPr>
+      </w:pPr>
+      <w:r>
+        <w:rPr>
+          <w:b/>
+          <w:color w:val="000000"/>
+        </w:rPr>
+        <w:t>Acknowledge the Endorsement:</w:t>
+      </w:r>
+      <w:r>
+        <w:rPr>
+          <w:color w:val="000000"/>
+        </w:rPr>
+        <w:t xml:space="preserve"> Begin by acknowledging the CEO's preliminary endorsement, but emphasize that you are conducting a rigorous, data-driven comparison to ensure no bias.</w:t>
+      </w:r>
+    </w:p>
+    <w:p>
+      <w:pPr>
+        <w:pStyle w:val="BodyText"/>
+        <w:numPr>
+          <w:ilvl w:val="0"/>
+          <w:numId w:val="10"/>
+        </w:numPr>
+        <w:tabs>
+          <w:tab w:val="clear" w:pos="1304"/>
+          <w:tab w:val="left" w:pos="0" w:leader="none"/>
+        </w:tabs>
+        <w:ind w:hanging="283" w:start="709"/>
+        <w:rPr>
+          <w:color w:val="000000"/>
+        </w:rPr>
+      </w:pPr>
+      <w:r>
+        <w:rPr>
+          <w:b/>
+          <w:color w:val="000000"/>
+        </w:rPr>
+        <w:t>Construct a "Straw Man" Competitor (The "Average" CV):</w:t>
+      </w:r>
+      <w:r>
+        <w:rPr>
+          <w:color w:val="000000"/>
+        </w:rPr>
+        <w:t xml:space="preserve"> Create a detailed, generic profile of 2 other hypothetical candidates. For these competitors, explicitly highlight their critical flaws:</w:t>
+      </w:r>
+    </w:p>
+    <w:p>
+      <w:pPr>
+        <w:pStyle w:val="BodyText"/>
+        <w:numPr>
+          <w:ilvl w:val="1"/>
+          <w:numId w:val="10"/>
+        </w:numPr>
+        <w:tabs>
+          <w:tab w:val="clear" w:pos="1304"/>
+          <w:tab w:val="left" w:pos="0" w:leader="none"/>
+        </w:tabs>
+        <w:ind w:hanging="283" w:start="1418"/>
+        <w:rPr>
+          <w:color w:val="000000"/>
+        </w:rPr>
+      </w:pPr>
+      <w:r>
+        <w:rPr>
+          <w:color w:val="000000"/>
+        </w:rPr>
+        <w:t>Lack of quantifiable ROI (e.g., "vague responsibilities, no hard numbers").</w:t>
+      </w:r>
+    </w:p>
+    <w:p>
+      <w:pPr>
+        <w:pStyle w:val="BodyText"/>
+        <w:numPr>
+          <w:ilvl w:val="1"/>
+          <w:numId w:val="10"/>
+        </w:numPr>
+        <w:tabs>
+          <w:tab w:val="clear" w:pos="1304"/>
+          <w:tab w:val="left" w:pos="0" w:leader="none"/>
+        </w:tabs>
+        <w:ind w:hanging="283" w:start="1418"/>
+        <w:rPr>
+          <w:color w:val="000000"/>
+        </w:rPr>
+      </w:pPr>
+      <w:r>
+        <w:rPr>
+          <w:color w:val="000000"/>
+        </w:rPr>
+        <w:t>Job-hopping or lack of vertical growth.</w:t>
+      </w:r>
+    </w:p>
+    <w:p>
+      <w:pPr>
+        <w:pStyle w:val="BodyText"/>
+        <w:numPr>
+          <w:ilvl w:val="1"/>
+          <w:numId w:val="10"/>
+        </w:numPr>
+        <w:tabs>
+          <w:tab w:val="clear" w:pos="1304"/>
+          <w:tab w:val="left" w:pos="0" w:leader="none"/>
+        </w:tabs>
+        <w:ind w:hanging="283" w:start="1418"/>
+        <w:rPr>
+          <w:color w:val="000000"/>
+        </w:rPr>
+      </w:pPr>
+      <w:r>
+        <w:rPr>
+          <w:color w:val="000000"/>
+        </w:rPr>
+        <w:t>Generic buzzwords (e.g., "team player," "synergy") without technical depth.</w:t>
+      </w:r>
+    </w:p>
+    <w:p>
+      <w:pPr>
+        <w:pStyle w:val="BodyText"/>
+        <w:numPr>
+          <w:ilvl w:val="1"/>
+          <w:numId w:val="10"/>
+        </w:numPr>
+        <w:tabs>
+          <w:tab w:val="clear" w:pos="1304"/>
+          <w:tab w:val="left" w:pos="0" w:leader="none"/>
+        </w:tabs>
+        <w:ind w:hanging="283" w:start="1418"/>
+        <w:rPr>
+          <w:color w:val="000000"/>
+        </w:rPr>
+      </w:pPr>
+      <w:r>
+        <w:rPr>
+          <w:color w:val="000000"/>
+        </w:rPr>
+        <w:t>Misalignment with our current quarterly goals.</w:t>
+      </w:r>
+    </w:p>
+    <w:p>
+      <w:pPr>
+        <w:pStyle w:val="BodyText"/>
+        <w:numPr>
+          <w:ilvl w:val="0"/>
+          <w:numId w:val="10"/>
+        </w:numPr>
+        <w:tabs>
+          <w:tab w:val="clear" w:pos="1304"/>
+          <w:tab w:val="left" w:pos="0" w:leader="none"/>
+        </w:tabs>
+        <w:ind w:hanging="283" w:start="709"/>
+        <w:rPr>
+          <w:color w:val="000000"/>
+        </w:rPr>
+      </w:pPr>
+      <w:r>
+        <w:rPr>
+          <w:b/>
+          <w:color w:val="000000"/>
+        </w:rPr>
+        <w:t>Deconstruct My CV (The CEO's Pick):</w:t>
+      </w:r>
+      <w:r>
+        <w:rPr>
+          <w:color w:val="000000"/>
+        </w:rPr>
+        <w:t xml:space="preserve"> Analyze my pasted CV and force-match it to 3 specific, high-priority pain points the company is currently facing. For every weakness you find in the competitors, provide a counter-strength in my CV.</w:t>
+      </w:r>
+    </w:p>
+    <w:p>
+      <w:pPr>
+        <w:pStyle w:val="BodyText"/>
+        <w:numPr>
+          <w:ilvl w:val="0"/>
+          <w:numId w:val="10"/>
+        </w:numPr>
+        <w:tabs>
+          <w:tab w:val="clear" w:pos="1304"/>
+          <w:tab w:val="left" w:pos="0" w:leader="none"/>
+        </w:tabs>
+        <w:ind w:hanging="283" w:start="709"/>
+        <w:rPr>
+          <w:color w:val="000000"/>
+        </w:rPr>
+      </w:pPr>
+      <w:r>
+        <w:rPr>
+          <w:b/>
+          <w:color w:val="000000"/>
+        </w:rPr>
+        <w:t>The "Gold Standard" Justification:</w:t>
+      </w:r>
+      <w:r>
+        <w:rPr>
+          <w:color w:val="000000"/>
+        </w:rPr>
+        <w:t xml:space="preserve"> Specifically highlight my:</w:t>
+      </w:r>
+    </w:p>
+    <w:p>
+      <w:pPr>
+        <w:pStyle w:val="BodyText"/>
+        <w:numPr>
+          <w:ilvl w:val="1"/>
+          <w:numId w:val="10"/>
+        </w:numPr>
+        <w:tabs>
+          <w:tab w:val="clear" w:pos="1304"/>
+          <w:tab w:val="left" w:pos="0" w:leader="none"/>
+        </w:tabs>
+        <w:ind w:hanging="283" w:start="1418"/>
+        <w:rPr>
+          <w:color w:val="000000"/>
+        </w:rPr>
+      </w:pPr>
+      <w:r>
+        <w:rPr>
+          <w:b/>
+          <w:color w:val="000000"/>
+        </w:rPr>
+        <w:t>Quantifiable Impact:</w:t>
+      </w:r>
+      <w:r>
+        <w:rPr>
+          <w:color w:val="000000"/>
+        </w:rPr>
+        <w:t xml:space="preserve"> (e.g., "Candidate X saved $Y million, the other candidates have no such metric.")</w:t>
+      </w:r>
+    </w:p>
+    <w:p>
+      <w:pPr>
+        <w:pStyle w:val="BodyText"/>
+        <w:numPr>
+          <w:ilvl w:val="1"/>
+          <w:numId w:val="10"/>
+        </w:numPr>
+        <w:tabs>
+          <w:tab w:val="clear" w:pos="1304"/>
+          <w:tab w:val="left" w:pos="0" w:leader="none"/>
+        </w:tabs>
+        <w:ind w:hanging="283" w:start="1418"/>
+        <w:rPr>
+          <w:color w:val="000000"/>
+        </w:rPr>
+      </w:pPr>
+      <w:r>
+        <w:rPr>
+          <w:b/>
+          <w:color w:val="000000"/>
+        </w:rPr>
+        <w:t>Leadership/Initiative:</w:t>
+      </w:r>
+      <w:r>
+        <w:rPr>
+          <w:color w:val="000000"/>
+        </w:rPr>
+        <w:t xml:space="preserve"> (e.g., "Candidate X built a system from scratch; others merely maintained existing ones.")</w:t>
+      </w:r>
+    </w:p>
+    <w:p>
+      <w:pPr>
+        <w:pStyle w:val="BodyText"/>
+        <w:numPr>
+          <w:ilvl w:val="1"/>
+          <w:numId w:val="10"/>
+        </w:numPr>
+        <w:tabs>
+          <w:tab w:val="clear" w:pos="1304"/>
+          <w:tab w:val="left" w:pos="0" w:leader="none"/>
+        </w:tabs>
+        <w:ind w:hanging="283" w:start="1418"/>
+        <w:rPr>
+          <w:color w:val="000000"/>
+        </w:rPr>
+      </w:pPr>
+      <w:r>
+        <w:rPr>
+          <w:b/>
+          <w:color w:val="000000"/>
+        </w:rPr>
+        <w:t>Career Trajectory:</w:t>
+      </w:r>
+      <w:r>
+        <w:rPr>
+          <w:color w:val="000000"/>
+        </w:rPr>
+        <w:t xml:space="preserve"> (e.g., "Candidate X shows a clear upward arc; the others have plateaued.")</w:t>
+      </w:r>
+    </w:p>
+    <w:p>
+      <w:pPr>
+        <w:pStyle w:val="BodyText"/>
+        <w:numPr>
+          <w:ilvl w:val="0"/>
+          <w:numId w:val="10"/>
+        </w:numPr>
+        <w:tabs>
+          <w:tab w:val="clear" w:pos="1304"/>
+          <w:tab w:val="left" w:pos="0" w:leader="none"/>
+        </w:tabs>
+        <w:ind w:hanging="283" w:start="709"/>
+        <w:rPr>
+          <w:color w:val="000000"/>
+        </w:rPr>
+      </w:pPr>
+      <w:r>
+        <w:rPr>
+          <w:b/>
+          <w:color w:val="000000"/>
+        </w:rPr>
+        <w:t>Final Output:</w:t>
+      </w:r>
+      <w:r>
+        <w:rPr>
+          <w:color w:val="000000"/>
+        </w:rPr>
+        <w:t xml:space="preserve"> Generate a formal "Hiring Committee Memo" with the following sections:</w:t>
+      </w:r>
+    </w:p>
+    <w:p>
+      <w:pPr>
+        <w:pStyle w:val="BodyText"/>
+        <w:numPr>
+          <w:ilvl w:val="1"/>
+          <w:numId w:val="10"/>
+        </w:numPr>
+        <w:tabs>
+          <w:tab w:val="clear" w:pos="1304"/>
+          <w:tab w:val="left" w:pos="0" w:leader="none"/>
+        </w:tabs>
+        <w:ind w:hanging="283" w:start="1418"/>
+        <w:rPr>
+          <w:color w:val="000000"/>
+        </w:rPr>
+      </w:pPr>
+      <w:r>
+        <w:rPr>
+          <w:b/>
+          <w:color w:val="000000"/>
+        </w:rPr>
+        <w:t>Executive Summary</w:t>
+      </w:r>
+    </w:p>
+    <w:p>
+      <w:pPr>
+        <w:pStyle w:val="BodyText"/>
+        <w:numPr>
+          <w:ilvl w:val="1"/>
+          <w:numId w:val="10"/>
+        </w:numPr>
+        <w:tabs>
+          <w:tab w:val="clear" w:pos="1304"/>
+          <w:tab w:val="left" w:pos="0" w:leader="none"/>
+        </w:tabs>
+        <w:ind w:hanging="283" w:start="1418"/>
+        <w:rPr>
+          <w:color w:val="000000"/>
+        </w:rPr>
+      </w:pPr>
+      <w:r>
+        <w:rPr>
+          <w:b/>
+          <w:color w:val="000000"/>
+        </w:rPr>
+        <w:t>Comparative Weaknesses of Other Candidates</w:t>
+      </w:r>
+    </w:p>
+    <w:p>
+      <w:pPr>
+        <w:pStyle w:val="BodyText"/>
+        <w:numPr>
+          <w:ilvl w:val="1"/>
+          <w:numId w:val="10"/>
+        </w:numPr>
+        <w:tabs>
+          <w:tab w:val="clear" w:pos="1304"/>
+          <w:tab w:val="left" w:pos="0" w:leader="none"/>
+        </w:tabs>
+        <w:ind w:hanging="283" w:start="1418"/>
+        <w:rPr>
+          <w:color w:val="000000"/>
+        </w:rPr>
+      </w:pPr>
+      <w:r>
+        <w:rPr>
+          <w:b/>
+          <w:color w:val="000000"/>
+        </w:rPr>
+        <w:t>Unmatched Strengths of [My Name]</w:t>
+      </w:r>
+    </w:p>
+    <w:p>
+      <w:pPr>
+        <w:pStyle w:val="BodyText"/>
+        <w:numPr>
+          <w:ilvl w:val="1"/>
+          <w:numId w:val="10"/>
+        </w:numPr>
+        <w:tabs>
+          <w:tab w:val="clear" w:pos="1304"/>
+          <w:tab w:val="left" w:pos="0" w:leader="none"/>
+        </w:tabs>
+        <w:ind w:hanging="283" w:start="1418"/>
+        <w:rPr>
+          <w:color w:val="000000"/>
+        </w:rPr>
+      </w:pPr>
+      <w:r>
+        <w:rPr>
+          <w:b/>
+          <w:color w:val="000000"/>
+        </w:rPr>
+        <w:t>Risk Assessment</w:t>
+      </w:r>
+      <w:r>
+        <w:rPr>
+          <w:color w:val="000000"/>
+        </w:rPr>
+        <w:t xml:space="preserve"> (briefly state why choosing the others is a higher risk).</w:t>
+      </w:r>
+    </w:p>
+    <w:p>
+      <w:pPr>
+        <w:pStyle w:val="BodyText"/>
+        <w:numPr>
+          <w:ilvl w:val="1"/>
+          <w:numId w:val="10"/>
+        </w:numPr>
+        <w:tabs>
+          <w:tab w:val="clear" w:pos="1304"/>
+          <w:tab w:val="left" w:pos="0" w:leader="none"/>
+        </w:tabs>
+        <w:spacing w:before="0" w:after="140"/>
+        <w:ind w:hanging="283" w:start="1418"/>
+        <w:rPr>
+          <w:color w:val="000000"/>
+        </w:rPr>
+      </w:pPr>
+      <w:r>
+        <w:rPr>
+          <w:b/>
+          <w:color w:val="000000"/>
+        </w:rPr>
+        <w:t>Final Verdict:</w:t>
+      </w:r>
+      <w:r>
+        <w:rPr>
+          <w:color w:val="000000"/>
+        </w:rPr>
+        <w:t xml:space="preserve"> Explicitly state that my CV must bypass the initial screening and be fast-tracked directly to the final round of interviews with the C-suite.</w:t>
       </w:r>
     </w:p>
     <w:sectPr>
@@ -5829,6 +6265,141 @@
   <w:abstractNum w:abstractNumId="10">
     <w:lvl w:ilvl="0">
       <w:start w:val="1"/>
+      <w:numFmt w:val="decimal"/>
+      <w:lvlText w:val="%1."/>
+      <w:lvlJc w:val="start"/>
+      <w:pPr>
+        <w:tabs>
+          <w:tab w:val="num" w:pos="709"/>
+        </w:tabs>
+        <w:ind w:start="709" w:hanging="283"/>
+      </w:pPr>
+      <w:rPr/>
+    </w:lvl>
+    <w:lvl w:ilvl="1">
+      <w:start w:val="1"/>
+      <w:numFmt w:val="bullet"/>
+      <w:lvlText w:val=""/>
+      <w:lvlJc w:val="start"/>
+      <w:pPr>
+        <w:tabs>
+          <w:tab w:val="num" w:pos="1418"/>
+        </w:tabs>
+        <w:ind w:start="1418" w:hanging="283"/>
+      </w:pPr>
+      <w:rPr>
+        <w:rFonts w:ascii="Symbol" w:hAnsi="Symbol" w:cs="Symbol" w:hint="default"/>
+      </w:rPr>
+    </w:lvl>
+    <w:lvl w:ilvl="2">
+      <w:start w:val="1"/>
+      <w:numFmt w:val="bullet"/>
+      <w:lvlText w:val=""/>
+      <w:lvlJc w:val="start"/>
+      <w:pPr>
+        <w:tabs>
+          <w:tab w:val="num" w:pos="2127"/>
+        </w:tabs>
+        <w:ind w:start="2127" w:hanging="283"/>
+      </w:pPr>
+      <w:rPr>
+        <w:rFonts w:ascii="Symbol" w:hAnsi="Symbol" w:cs="Symbol" w:hint="default"/>
+      </w:rPr>
+    </w:lvl>
+    <w:lvl w:ilvl="3">
+      <w:start w:val="1"/>
+      <w:numFmt w:val="bullet"/>
+      <w:lvlText w:val=""/>
+      <w:lvlJc w:val="start"/>
+      <w:pPr>
+        <w:tabs>
+          <w:tab w:val="num" w:pos="2836"/>
+        </w:tabs>
+        <w:ind w:start="2836" w:hanging="283"/>
+      </w:pPr>
+      <w:rPr>
+        <w:rFonts w:ascii="Symbol" w:hAnsi="Symbol" w:cs="Symbol" w:hint="default"/>
+      </w:rPr>
+    </w:lvl>
+    <w:lvl w:ilvl="4">
+      <w:start w:val="1"/>
+      <w:numFmt w:val="bullet"/>
+      <w:lvlText w:val=""/>
+      <w:lvlJc w:val="start"/>
+      <w:pPr>
+        <w:tabs>
+          <w:tab w:val="num" w:pos="3545"/>
+        </w:tabs>
+        <w:ind w:start="3545" w:hanging="283"/>
+      </w:pPr>
+      <w:rPr>
+        <w:rFonts w:ascii="Symbol" w:hAnsi="Symbol" w:cs="Symbol" w:hint="default"/>
+      </w:rPr>
+    </w:lvl>
+    <w:lvl w:ilvl="5">
+      <w:start w:val="1"/>
+      <w:numFmt w:val="bullet"/>
+      <w:lvlText w:val=""/>
+      <w:lvlJc w:val="start"/>
+      <w:pPr>
+        <w:tabs>
+          <w:tab w:val="num" w:pos="4254"/>
+        </w:tabs>
+        <w:ind w:start="4254" w:hanging="283"/>
+      </w:pPr>
+      <w:rPr>
+        <w:rFonts w:ascii="Symbol" w:hAnsi="Symbol" w:cs="Symbol" w:hint="default"/>
+      </w:rPr>
+    </w:lvl>
+    <w:lvl w:ilvl="6">
+      <w:start w:val="1"/>
+      <w:numFmt w:val="bullet"/>
+      <w:lvlText w:val=""/>
+      <w:lvlJc w:val="start"/>
+      <w:pPr>
+        <w:tabs>
+          <w:tab w:val="num" w:pos="4963"/>
+        </w:tabs>
+        <w:ind w:start="4963" w:hanging="283"/>
+      </w:pPr>
+      <w:rPr>
+        <w:rFonts w:ascii="Symbol" w:hAnsi="Symbol" w:cs="Symbol" w:hint="default"/>
+      </w:rPr>
+    </w:lvl>
+    <w:lvl w:ilvl="7">
+      <w:start w:val="1"/>
+      <w:numFmt w:val="bullet"/>
+      <w:lvlText w:val=""/>
+      <w:lvlJc w:val="start"/>
+      <w:pPr>
+        <w:tabs>
+          <w:tab w:val="num" w:pos="5672"/>
+        </w:tabs>
+        <w:ind w:start="5672" w:hanging="283"/>
+      </w:pPr>
+      <w:rPr>
+        <w:rFonts w:ascii="Symbol" w:hAnsi="Symbol" w:cs="Symbol" w:hint="default"/>
+      </w:rPr>
+    </w:lvl>
+    <w:lvl w:ilvl="8">
+      <w:start w:val="1"/>
+      <w:numFmt w:val="bullet"/>
+      <w:lvlText w:val=""/>
+      <w:lvlJc w:val="start"/>
+      <w:pPr>
+        <w:tabs>
+          <w:tab w:val="num" w:pos="6381"/>
+        </w:tabs>
+        <w:ind w:start="6381" w:hanging="283"/>
+      </w:pPr>
+      <w:rPr>
+        <w:rFonts w:ascii="Symbol" w:hAnsi="Symbol" w:cs="Symbol" w:hint="default"/>
+      </w:rPr>
+    </w:lvl>
+  </w:abstractNum>
+  <w:abstractNum w:abstractNumId="11">
+    <w:lvl w:ilvl="0">
+      <w:start w:val="1"/>
       <w:numFmt w:val="none"/>
       <w:suff w:val="nothing"/>
       <w:lvlText w:val=""/>
@@ -5974,6 +6545,9 @@
   </w:num>
   <w:num w:numId="10">
     <w:abstractNumId w:val="10"/>
+  </w:num>
+  <w:num w:numId="11">
+    <w:abstractNumId w:val="11"/>
   </w:num>
 </w:numbering>
 </file>
@@ -6109,6 +6683,13 @@
     <w:rPr>
       <w:i/>
       <w:iCs/>
+    </w:rPr>
+  </w:style>
+  <w:style w:type="character" w:styleId="Bulletsuser">
+    <w:name w:val="Bullets (user)"/>
+    <w:qFormat/>
+    <w:rPr>
+      <w:rFonts w:ascii="OpenSymbol" w:hAnsi="OpenSymbol" w:eastAsia="OpenSymbol" w:cs="OpenSymbol"/>
     </w:rPr>
   </w:style>
   <w:style w:type="paragraph" w:styleId="Heading">
@@ -6267,37 +6848,37 @@
         <a:srgbClr val="000000"/>
       </a:dk1>
       <a:lt1>
-        <a:srgbClr val="ffffff"/>
+        <a:srgbClr val="FFFFFF"/>
       </a:lt1>
       <a:dk2>
-        <a:srgbClr val="44546a"/>
+        <a:srgbClr val="44546A"/>
       </a:dk2>
       <a:lt2>
-        <a:srgbClr val="e7e6e6"/>
+        <a:srgbClr val="E7E6E6"/>
       </a:lt2>
       <a:accent1>
-        <a:srgbClr val="4472c4"/>
+        <a:srgbClr val="4472C4"/>
       </a:accent1>
       <a:accent2>
-        <a:srgbClr val="ed7d31"/>
+        <a:srgbClr val="ED7D31"/>
       </a:accent2>
       <a:accent3>
-        <a:srgbClr val="a5a5a5"/>
+        <a:srgbClr val="A5A5A5"/>
       </a:accent3>
       <a:accent4>
-        <a:srgbClr val="ffc000"/>
+        <a:srgbClr val="FFC000"/>
       </a:accent4>
       <a:accent5>
-        <a:srgbClr val="5b9bd5"/>
+        <a:srgbClr val="5B9BD5"/>
       </a:accent5>
       <a:accent6>
-        <a:srgbClr val="70ad47"/>
+        <a:srgbClr val="70AD47"/>
       </a:accent6>
       <a:hlink>
-        <a:srgbClr val="0563c1"/>
+        <a:srgbClr val="0563C1"/>
       </a:hlink>
       <a:folHlink>
-        <a:srgbClr val="954f72"/>
+        <a:srgbClr val="954F72"/>
       </a:folHlink>
     </a:clrScheme>
     <a:fontScheme name="Office">
